--- a/examples/datasets/doc/05-ipeadata-daily.docx
+++ b/examples/datasets/doc/05-ipeadata-daily.docx
@@ -873,7 +873,7 @@
               <a:graphicData uri="http://schemas.openxmlformats.org/drawingml/2006/picture">
                 <pic:pic>
                   <pic:nvPicPr>
-                    <pic:cNvPr descr="/home/gpca/tspredit/examples/datasets/doc/05-ipeadata-daily_files/d50810b6ee2d89cd91e5e2c4999e1571f17cf6b8.png" id="13" name="Picture"/>
+                    <pic:cNvPr descr="C:\Git\cefet-rj-dal\tspredit\examples\datasets\doc\05-ipeadata-daily_files/83868c8b83372f323726b06d58c2cd5c4def6d65.png" id="13" name="Picture"/>
                     <pic:cNvPicPr>
                       <a:picLocks noChangeArrowheads="1" noChangeAspect="1"/>
                     </pic:cNvPicPr>

--- a/examples/datasets/doc/05-ipeadata-daily.docx
+++ b/examples/datasets/doc/05-ipeadata-daily.docx
@@ -637,7 +637,16 @@
         <w:rPr>
           <w:rStyle w:val="VerbatimChar"/>
         </w:rPr>
-        <w:t xml:space="preserve">## [1] "GM366_IBVSP366"  "GM366_ERC366"    "GM366_EREURO366" "GM366_ERPV366"   "GM366_ERV366"    "GM366_TJOVER366"</w:t>
+        <w:t xml:space="preserve">## [1] "GM366_IBVSP366"  "GM366_ERC366"    "GM366_EREURO366" "GM366_ERPV366"  </w:t>
+      </w:r>
+      <w:r>
+        <w:br/>
+      </w:r>
+      <w:r>
+        <w:rPr>
+          <w:rStyle w:val="VerbatimChar"/>
+        </w:rPr>
+        <w:t xml:space="preserve">## [5] "GM366_ERV366"    "GM366_TJOVER366"</w:t>
       </w:r>
     </w:p>
     <w:p>
@@ -873,7 +882,7 @@
               <a:graphicData uri="http://schemas.openxmlformats.org/drawingml/2006/picture">
                 <pic:pic>
                   <pic:nvPicPr>
-                    <pic:cNvPr descr="C:\Git\cefet-rj-dal\tspredit\examples\datasets\doc\05-ipeadata-daily_files/83868c8b83372f323726b06d58c2cd5c4def6d65.png" id="13" name="Picture"/>
+                    <pic:cNvPr descr="C:\Git\dal\tspredit\examples\datasets\doc\05-ipeadata-daily_files/83868c8b83372f323726b06d58c2cd5c4def6d65.png" id="13" name="Picture"/>
                     <pic:cNvPicPr>
                       <a:picLocks noChangeArrowheads="1" noChangeAspect="1"/>
                     </pic:cNvPicPr>

--- a/examples/datasets/doc/05-ipeadata-daily.docx
+++ b/examples/datasets/doc/05-ipeadata-daily.docx
@@ -637,16 +637,7 @@
         <w:rPr>
           <w:rStyle w:val="VerbatimChar"/>
         </w:rPr>
-        <w:t xml:space="preserve">## [1] "GM366_IBVSP366"  "GM366_ERC366"    "GM366_EREURO366" "GM366_ERPV366"  </w:t>
-      </w:r>
-      <w:r>
-        <w:br/>
-      </w:r>
-      <w:r>
-        <w:rPr>
-          <w:rStyle w:val="VerbatimChar"/>
-        </w:rPr>
-        <w:t xml:space="preserve">## [5] "GM366_ERV366"    "GM366_TJOVER366"</w:t>
+        <w:t xml:space="preserve">## [1] "GM366_IBVSP366"  "GM366_ERC366"    "GM366_EREURO366" "GM366_ERPV366"   "GM366_ERV366"    "GM366_TJOVER366"</w:t>
       </w:r>
     </w:p>
     <w:p>

--- a/examples/datasets/doc/05-ipeadata-daily.docx
+++ b/examples/datasets/doc/05-ipeadata-daily.docx
@@ -402,8 +402,53 @@
       </w:r>
       <w:r>
         <w:rPr>
+          <w:rStyle w:val="NormalTok"/>
+        </w:rPr>
+        <w:t xml:space="preserve">ipeadata.d </w:t>
+      </w:r>
+      <w:r>
+        <w:rPr>
+          <w:rStyle w:val="OtherTok"/>
+        </w:rPr>
+        <w:t xml:space="preserve">&lt;-</w:t>
+      </w:r>
+      <w:r>
+        <w:rPr>
+          <w:rStyle w:val="NormalTok"/>
+        </w:rPr>
+        <w:t xml:space="preserve"> </w:t>
+      </w:r>
+      <w:r>
+        <w:rPr>
           <w:rStyle w:val="FunctionTok"/>
         </w:rPr>
+        <w:t xml:space="preserve">tail</w:t>
+      </w:r>
+      <w:r>
+        <w:rPr>
+          <w:rStyle w:val="NormalTok"/>
+        </w:rPr>
+        <w:t xml:space="preserve">(ipeadata.d, </w:t>
+      </w:r>
+      <w:r>
+        <w:rPr>
+          <w:rStyle w:val="DecValTok"/>
+        </w:rPr>
+        <w:t xml:space="preserve">365</w:t>
+      </w:r>
+      <w:r>
+        <w:rPr>
+          <w:rStyle w:val="NormalTok"/>
+        </w:rPr>
+        <w:t xml:space="preserve">)</w:t>
+      </w:r>
+      <w:r>
+        <w:br/>
+      </w:r>
+      <w:r>
+        <w:rPr>
+          <w:rStyle w:val="FunctionTok"/>
+        </w:rPr>
         <w:t xml:space="preserve">cat</w:t>
       </w:r>
       <w:r>
@@ -521,7 +566,7 @@
         <w:rPr>
           <w:rStyle w:val="VerbatimChar"/>
         </w:rPr>
-        <w:t xml:space="preserve">## Rows: 8184</w:t>
+        <w:t xml:space="preserve">## Rows: 365</w:t>
       </w:r>
     </w:p>
     <w:p>
@@ -689,7 +734,7 @@
         <w:rPr>
           <w:rStyle w:val="VerbatimChar"/>
         </w:rPr>
-        <w:t xml:space="preserve">##   GM366_IBVSP366 GM366_ERC366 GM366_EREURO366 GM366_ERPV366</w:t>
+        <w:t xml:space="preserve">##      GM366_IBVSP366 GM366_ERC366 GM366_EREURO366 GM366_ERPV366</w:t>
       </w:r>
       <w:r>
         <w:br/>
@@ -698,7 +743,7 @@
         <w:rPr>
           <w:rStyle w:val="VerbatimChar"/>
         </w:rPr>
-        <w:t xml:space="preserve">## 1         3580.8  1.15200e-09        0.841157   1.34545e-13</w:t>
+        <w:t xml:space="preserve">## 7820             NA       3.5865              NA          2.67</w:t>
       </w:r>
       <w:r>
         <w:br/>
@@ -707,7 +752,7 @@
         <w:rPr>
           <w:rStyle w:val="VerbatimChar"/>
         </w:rPr>
-        <w:t xml:space="preserve">## 2         3564.3  1.15200e-09        0.847678   1.38182e-13</w:t>
+        <w:t xml:space="preserve">## 7821             NA       3.6575              NA          2.66</w:t>
       </w:r>
       <w:r>
         <w:br/>
@@ -716,7 +761,7 @@
         <w:rPr>
           <w:rStyle w:val="VerbatimChar"/>
         </w:rPr>
-        <w:t xml:space="preserve">## 3         3753.5  1.15200e-09        0.859567   1.30909e-13</w:t>
+        <w:t xml:space="preserve">## 7822             NA       3.6743              NA          2.63</w:t>
       </w:r>
       <w:r>
         <w:br/>
@@ -725,7 +770,7 @@
         <w:rPr>
           <w:rStyle w:val="VerbatimChar"/>
         </w:rPr>
-        <w:t xml:space="preserve">## 4         3904.9  1.17382e-09        0.852447   1.27273e-13</w:t>
+        <w:t xml:space="preserve">## 7823             NA       3.6915              NA          2.59</w:t>
       </w:r>
       <w:r>
         <w:br/>
@@ -734,7 +779,7 @@
         <w:rPr>
           <w:rStyle w:val="VerbatimChar"/>
         </w:rPr>
-        <w:t xml:space="preserve">## 5         4051.9  1.17382e-09        0.861268   1.45455e-13</w:t>
+        <w:t xml:space="preserve">## 7824             NA       3.6379              NA          2.68</w:t>
       </w:r>
       <w:r>
         <w:br/>
@@ -743,7 +788,7 @@
         <w:rPr>
           <w:rStyle w:val="VerbatimChar"/>
         </w:rPr>
-        <w:t xml:space="preserve">## 6         4010.8  1.17382e-09        0.868371   1.63636e-13</w:t>
+        <w:t xml:space="preserve">## 7825             NA       3.5278              NA          2.70</w:t>
       </w:r>
     </w:p>
     <w:p>
@@ -873,7 +918,7 @@
               <a:graphicData uri="http://schemas.openxmlformats.org/drawingml/2006/picture">
                 <pic:pic>
                   <pic:nvPicPr>
-                    <pic:cNvPr descr="C:\Git\dal\tspredit\examples\datasets\doc\05-ipeadata-daily_files/83868c8b83372f323726b06d58c2cd5c4def6d65.png" id="13" name="Picture"/>
+                    <pic:cNvPr descr="C:\Git\dal\tspredit\examples\datasets\doc\05-ipeadata-daily_files/d55a47a702dcecd072ed1b292fff3b9d32792dea.png" id="13" name="Picture"/>
                     <pic:cNvPicPr>
                       <a:picLocks noChangeArrowheads="1" noChangeAspect="1"/>
                     </pic:cNvPicPr>

--- a/examples/datasets/doc/05-ipeadata-daily.docx
+++ b/examples/datasets/doc/05-ipeadata-daily.docx
@@ -918,7 +918,7 @@
               <a:graphicData uri="http://schemas.openxmlformats.org/drawingml/2006/picture">
                 <pic:pic>
                   <pic:nvPicPr>
-                    <pic:cNvPr descr="C:\Git\dal\tspredit\examples\datasets\doc\05-ipeadata-daily_files/d55a47a702dcecd072ed1b292fff3b9d32792dea.png" id="13" name="Picture"/>
+                    <pic:cNvPr descr="/home/gpca/tspredit/examples/datasets/doc/05-ipeadata-daily_files/6561056ab9b028e88d9f5c71a0111dca503aa872.png" id="13" name="Picture"/>
                     <pic:cNvPicPr>
                       <a:picLocks noChangeArrowheads="1" noChangeAspect="1"/>
                     </pic:cNvPicPr>
